--- a/public/assets/files/niestacjonarne/WDZ.docx
+++ b/public/assets/files/niestacjonarne/WDZ.docx
@@ -523,6 +523,7 @@
                 <w:i w:val="0"/>
                 <w:sz w:val="22"/>
               </w:rPr>
+              <w:t>I</w:t>
             </w:r>
           </w:p>
         </w:tc>
@@ -560,6 +561,7 @@
                 <w:i w:val="0"/>
                 <w:sz w:val="22"/>
               </w:rPr>
+              <w:t>obligatoryjny</w:t>
             </w:r>
           </w:p>
         </w:tc>

--- a/public/assets/files/niestacjonarne/WDZ.docx
+++ b/public/assets/files/niestacjonarne/WDZ.docx
@@ -681,12 +681,22 @@
         <w:tblW w:w="5000" w:type="pct"/>
       </w:tblPr>
       <w:tblGrid>
-        <w:gridCol w:w="9972"/>
+        <w:gridCol w:w="997"/>
+        <w:gridCol w:w="997"/>
+        <w:gridCol w:w="997"/>
+        <w:gridCol w:w="997"/>
+        <w:gridCol w:w="997"/>
+        <w:gridCol w:w="997"/>
+        <w:gridCol w:w="997"/>
+        <w:gridCol w:w="997"/>
+        <w:gridCol w:w="997"/>
+        <w:gridCol w:w="997"/>
       </w:tblGrid>
       <w:tr>
         <w:tc>
           <w:tcPr>
-            <w:tcW w:type="dxa" w:w="9972"/>
+            <w:tcW w:type="dxa" w:w="9970"/>
+            <w:gridSpan w:val="10"/>
             <w:shd w:val="clear" w:color="auto" w:fill="D9D9D9"/>
           </w:tcPr>
           <w:p>
@@ -705,31 +715,34 @@
           </w:p>
         </w:tc>
       </w:tr>
-    </w:tbl>
-    <w:tbl>
-      <w:tblPr>
-        <w:tblW w:type="auto" w:w="0"/>
-        <w:tblLook w:firstColumn="1" w:firstRow="1" w:lastColumn="0" w:lastRow="0" w:noHBand="0" w:noVBand="1" w:val="04A0"/>
-        <w:tblBorders>
-          <w:top w:val="single" w:sz="4" w:space="0" w:color="000000"/>
-          <w:left w:val="single" w:sz="4" w:space="0" w:color="000000"/>
-          <w:bottom w:val="single" w:sz="4" w:space="0" w:color="000000"/>
-          <w:right w:val="single" w:sz="4" w:space="0" w:color="000000"/>
-          <w:insideH w:val="single" w:sz="4" w:space="0" w:color="000000"/>
-          <w:insideV w:val="single" w:sz="4" w:space="0" w:color="000000"/>
-        </w:tblBorders>
-        <w:tblW w:w="5000" w:type="pct"/>
-      </w:tblPr>
-      <w:tblGrid>
-        <w:gridCol w:w="2493"/>
-        <w:gridCol w:w="2493"/>
-        <w:gridCol w:w="2493"/>
-        <w:gridCol w:w="2493"/>
-      </w:tblGrid>
       <w:tr>
         <w:tc>
           <w:tcPr>
-            <w:tcW w:type="dxa" w:w="2493"/>
+            <w:tcW w:type="dxa" w:w="9970"/>
+            <w:gridSpan w:val="10"/>
+            <w:shd w:val="clear" w:color="auto" w:fill="D9D9D9"/>
+          </w:tcPr>
+          <w:p>
+            <w:pPr>
+              <w:spacing w:before="20" w:after="20"/>
+            </w:pPr>
+            <w:r>
+              <w:rPr>
+                <w:rFonts w:ascii="Aptos" w:hAnsi="Aptos"/>
+                <w:b w:val="0"/>
+                <w:i w:val="0"/>
+                <w:sz w:val="16"/>
+              </w:rPr>
+              <w:t>Wymiar godzinowy (liczba godzin w semestrze)</w:t>
+            </w:r>
+          </w:p>
+        </w:tc>
+      </w:tr>
+      <w:tr>
+        <w:tc>
+          <w:tcPr>
+            <w:tcW w:type="dxa" w:w="1994"/>
+            <w:gridSpan w:val="2"/>
             <w:shd w:val="clear" w:color="auto" w:fill="D9D9D9"/>
           </w:tcPr>
           <w:p>
@@ -749,7 +762,8 @@
         </w:tc>
         <w:tc>
           <w:tcPr>
-            <w:tcW w:type="dxa" w:w="2493"/>
+            <w:tcW w:type="dxa" w:w="2991"/>
+            <w:gridSpan w:val="3"/>
             <w:shd w:val="clear" w:color="auto" w:fill="D9D9D9"/>
           </w:tcPr>
           <w:p>
@@ -769,7 +783,8 @@
         </w:tc>
         <w:tc>
           <w:tcPr>
-            <w:tcW w:type="dxa" w:w="2493"/>
+            <w:tcW w:type="dxa" w:w="2991"/>
+            <w:gridSpan w:val="3"/>
             <w:shd w:val="clear" w:color="auto" w:fill="D9D9D9"/>
           </w:tcPr>
           <w:p>
@@ -789,7 +804,8 @@
         </w:tc>
         <w:tc>
           <w:tcPr>
-            <w:tcW w:type="dxa" w:w="2493"/>
+            <w:tcW w:type="dxa" w:w="1994"/>
+            <w:gridSpan w:val="2"/>
             <w:shd w:val="clear" w:color="auto" w:fill="D9D9D9"/>
           </w:tcPr>
           <w:p>
@@ -811,7 +827,8 @@
       <w:tr>
         <w:tc>
           <w:tcPr>
-            <w:tcW w:type="dxa" w:w="2493"/>
+            <w:tcW w:type="dxa" w:w="1994"/>
+            <w:gridSpan w:val="2"/>
           </w:tcPr>
           <w:p>
             <w:pPr>
@@ -830,7 +847,8 @@
         </w:tc>
         <w:tc>
           <w:tcPr>
-            <w:tcW w:type="dxa" w:w="2493"/>
+            <w:tcW w:type="dxa" w:w="2991"/>
+            <w:gridSpan w:val="3"/>
           </w:tcPr>
           <w:p>
             <w:pPr>
@@ -849,7 +867,8 @@
         </w:tc>
         <w:tc>
           <w:tcPr>
-            <w:tcW w:type="dxa" w:w="2493"/>
+            <w:tcW w:type="dxa" w:w="2991"/>
+            <w:gridSpan w:val="3"/>
           </w:tcPr>
           <w:p>
             <w:pPr>
@@ -868,7 +887,8 @@
         </w:tc>
         <w:tc>
           <w:tcPr>
-            <w:tcW w:type="dxa" w:w="2493"/>
+            <w:tcW w:type="dxa" w:w="1994"/>
+            <w:gridSpan w:val="2"/>
           </w:tcPr>
           <w:p>
             <w:pPr>
@@ -886,30 +906,34 @@
           </w:p>
         </w:tc>
       </w:tr>
-    </w:tbl>
-    <w:tbl>
-      <w:tblPr>
-        <w:tblW w:type="auto" w:w="0"/>
-        <w:tblLook w:firstColumn="1" w:firstRow="1" w:lastColumn="0" w:lastRow="0" w:noHBand="0" w:noVBand="1" w:val="04A0"/>
-        <w:tblBorders>
-          <w:top w:val="single" w:sz="4" w:space="0" w:color="000000"/>
-          <w:left w:val="single" w:sz="4" w:space="0" w:color="000000"/>
-          <w:bottom w:val="single" w:sz="4" w:space="0" w:color="000000"/>
-          <w:right w:val="single" w:sz="4" w:space="0" w:color="000000"/>
-          <w:insideH w:val="single" w:sz="4" w:space="0" w:color="000000"/>
-          <w:insideV w:val="single" w:sz="4" w:space="0" w:color="000000"/>
-        </w:tblBorders>
-        <w:tblW w:w="5000" w:type="pct"/>
-      </w:tblPr>
-      <w:tblGrid>
-        <w:gridCol w:w="3324"/>
-        <w:gridCol w:w="3324"/>
-        <w:gridCol w:w="3324"/>
-      </w:tblGrid>
       <w:tr>
         <w:tc>
           <w:tcPr>
-            <w:tcW w:type="dxa" w:w="3324"/>
+            <w:tcW w:type="dxa" w:w="9970"/>
+            <w:gridSpan w:val="10"/>
+            <w:shd w:val="clear" w:color="auto" w:fill="D9D9D9"/>
+          </w:tcPr>
+          <w:p>
+            <w:pPr>
+              <w:spacing w:before="20" w:after="20"/>
+            </w:pPr>
+            <w:r>
+              <w:rPr>
+                <w:rFonts w:ascii="Aptos" w:hAnsi="Aptos"/>
+                <w:b/>
+                <w:i w:val="0"/>
+                <w:sz w:val="22"/>
+              </w:rPr>
+              <w:t>Bilans ECTS</w:t>
+            </w:r>
+          </w:p>
+        </w:tc>
+      </w:tr>
+      <w:tr>
+        <w:tc>
+          <w:tcPr>
+            <w:tcW w:type="dxa" w:w="4985"/>
+            <w:gridSpan w:val="5"/>
             <w:shd w:val="clear" w:color="auto" w:fill="D9D9D9"/>
           </w:tcPr>
           <w:p>
@@ -929,7 +953,8 @@
         </w:tc>
         <w:tc>
           <w:tcPr>
-            <w:tcW w:type="dxa" w:w="3324"/>
+            <w:tcW w:type="dxa" w:w="2991"/>
+            <w:gridSpan w:val="3"/>
             <w:shd w:val="clear" w:color="auto" w:fill="D9D9D9"/>
           </w:tcPr>
           <w:p>
@@ -949,7 +974,8 @@
         </w:tc>
         <w:tc>
           <w:tcPr>
-            <w:tcW w:type="dxa" w:w="3324"/>
+            <w:tcW w:type="dxa" w:w="1994"/>
+            <w:gridSpan w:val="2"/>
             <w:shd w:val="clear" w:color="auto" w:fill="D9D9D9"/>
           </w:tcPr>
           <w:p>
@@ -971,7 +997,8 @@
       <w:tr>
         <w:tc>
           <w:tcPr>
-            <w:tcW w:type="dxa" w:w="3324"/>
+            <w:tcW w:type="dxa" w:w="4985"/>
+            <w:gridSpan w:val="5"/>
           </w:tcPr>
           <w:p>
             <w:pPr>
@@ -990,7 +1017,8 @@
         </w:tc>
         <w:tc>
           <w:tcPr>
-            <w:tcW w:type="dxa" w:w="3324"/>
+            <w:tcW w:type="dxa" w:w="2991"/>
+            <w:gridSpan w:val="3"/>
           </w:tcPr>
           <w:p>
             <w:pPr>
@@ -1009,7 +1037,8 @@
         </w:tc>
         <w:tc>
           <w:tcPr>
-            <w:tcW w:type="dxa" w:w="3324"/>
+            <w:tcW w:type="dxa" w:w="1994"/>
+            <w:gridSpan w:val="2"/>
           </w:tcPr>
           <w:p>
             <w:pPr>
@@ -1030,7 +1059,8 @@
       <w:tr>
         <w:tc>
           <w:tcPr>
-            <w:tcW w:type="dxa" w:w="3324"/>
+            <w:tcW w:type="dxa" w:w="4985"/>
+            <w:gridSpan w:val="5"/>
           </w:tcPr>
           <w:p>
             <w:pPr>
@@ -1049,7 +1079,8 @@
         </w:tc>
         <w:tc>
           <w:tcPr>
-            <w:tcW w:type="dxa" w:w="3324"/>
+            <w:tcW w:type="dxa" w:w="2991"/>
+            <w:gridSpan w:val="3"/>
           </w:tcPr>
           <w:p>
             <w:pPr>
@@ -1068,7 +1099,8 @@
         </w:tc>
         <w:tc>
           <w:tcPr>
-            <w:tcW w:type="dxa" w:w="3324"/>
+            <w:tcW w:type="dxa" w:w="1994"/>
+            <w:gridSpan w:val="2"/>
           </w:tcPr>
           <w:p>
             <w:pPr>
@@ -1089,7 +1121,29 @@
       <w:tr>
         <w:tc>
           <w:tcPr>
-            <w:tcW w:type="dxa" w:w="3324"/>
+            <w:tcW w:type="dxa" w:w="4985"/>
+            <w:gridSpan w:val="5"/>
+            <w:shd w:val="clear" w:color="auto" w:fill="D9D9D9"/>
+          </w:tcPr>
+          <w:p>
+            <w:pPr>
+              <w:spacing w:before="20" w:after="20"/>
+            </w:pPr>
+            <w:r>
+              <w:rPr>
+                <w:rFonts w:ascii="Aptos" w:hAnsi="Aptos"/>
+                <w:b/>
+                <w:i w:val="0"/>
+                <w:sz w:val="16"/>
+              </w:rPr>
+              <w:t>Opis samodzielnej pracy studenta</w:t>
+            </w:r>
+          </w:p>
+        </w:tc>
+        <w:tc>
+          <w:tcPr>
+            <w:tcW w:type="dxa" w:w="4985"/>
+            <w:gridSpan w:val="5"/>
           </w:tcPr>
           <w:p>
             <w:pPr>
@@ -1102,45 +1156,6 @@
                 <w:i w:val="0"/>
                 <w:sz w:val="22"/>
               </w:rPr>
-              <w:t>Suma</w:t>
-            </w:r>
-          </w:p>
-        </w:tc>
-        <w:tc>
-          <w:tcPr>
-            <w:tcW w:type="dxa" w:w="3324"/>
-          </w:tcPr>
-          <w:p>
-            <w:pPr>
-              <w:spacing w:before="20" w:after="20"/>
-            </w:pPr>
-            <w:r>
-              <w:rPr>
-                <w:rFonts w:ascii="Aptos" w:hAnsi="Aptos"/>
-                <w:b w:val="0"/>
-                <w:i w:val="0"/>
-                <w:sz w:val="22"/>
-              </w:rPr>
-              <w:t>75</w:t>
-            </w:r>
-          </w:p>
-        </w:tc>
-        <w:tc>
-          <w:tcPr>
-            <w:tcW w:type="dxa" w:w="3324"/>
-          </w:tcPr>
-          <w:p>
-            <w:pPr>
-              <w:spacing w:before="20" w:after="20"/>
-            </w:pPr>
-            <w:r>
-              <w:rPr>
-                <w:rFonts w:ascii="Aptos" w:hAnsi="Aptos"/>
-                <w:b w:val="0"/>
-                <w:i w:val="0"/>
-                <w:sz w:val="22"/>
-              </w:rPr>
-              <w:t>3</w:t>
             </w:r>
           </w:p>
         </w:tc>
@@ -1287,7 +1302,7 @@
                 <w:b/>
                 <w:sz w:val="22"/>
               </w:rPr>
-              <w:t>Cwiczenia:</w:t>
+              <w:t>Ćwiczenia:</w:t>
             </w:r>
           </w:p>
           <w:p>
@@ -1480,7 +1495,7 @@
                 <w:rFonts w:ascii="Aptos" w:hAnsi="Aptos"/>
                 <w:sz w:val="22"/>
               </w:rPr>
-              <w:t>☐ Zaliczenie z oceną</w:t>
+              <w:t>☑ Zaliczenie z oceną</w:t>
             </w:r>
           </w:p>
           <w:p>
@@ -1933,14 +1948,14 @@
         <w:tblW w:w="5000" w:type="pct"/>
       </w:tblPr>
       <w:tblGrid>
-        <w:gridCol w:w="3324"/>
-        <w:gridCol w:w="3324"/>
-        <w:gridCol w:w="3324"/>
+        <w:gridCol w:w="680"/>
+        <w:gridCol w:w="4536"/>
+        <w:gridCol w:w="4252"/>
       </w:tblGrid>
       <w:tr>
         <w:tc>
           <w:tcPr>
-            <w:tcW w:type="dxa" w:w="9972"/>
+            <w:tcW w:type="dxa" w:w="9468"/>
             <w:gridSpan w:val="3"/>
             <w:shd w:val="clear" w:color="auto" w:fill="D9D9D9"/>
           </w:tcPr>
@@ -1963,7 +1978,7 @@
       <w:tr>
         <w:tc>
           <w:tcPr>
-            <w:tcW w:type="dxa" w:w="3324"/>
+            <w:tcW w:type="dxa" w:w="680"/>
             <w:shd w:val="clear" w:color="auto" w:fill="D9D9D9"/>
           </w:tcPr>
           <w:p>
@@ -1983,7 +1998,7 @@
         </w:tc>
         <w:tc>
           <w:tcPr>
-            <w:tcW w:type="dxa" w:w="3324"/>
+            <w:tcW w:type="dxa" w:w="4536"/>
             <w:shd w:val="clear" w:color="auto" w:fill="D9D9D9"/>
           </w:tcPr>
           <w:p>
@@ -2003,7 +2018,7 @@
         </w:tc>
         <w:tc>
           <w:tcPr>
-            <w:tcW w:type="dxa" w:w="3324"/>
+            <w:tcW w:type="dxa" w:w="4252"/>
             <w:shd w:val="clear" w:color="auto" w:fill="D9D9D9"/>
           </w:tcPr>
           <w:p>
@@ -2025,7 +2040,7 @@
       <w:tr>
         <w:tc>
           <w:tcPr>
-            <w:tcW w:type="dxa" w:w="3324"/>
+            <w:tcW w:type="dxa" w:w="680"/>
           </w:tcPr>
           <w:p>
             <w:pPr>
@@ -2044,7 +2059,7 @@
         </w:tc>
         <w:tc>
           <w:tcPr>
-            <w:tcW w:type="dxa" w:w="3324"/>
+            <w:tcW w:type="dxa" w:w="4536"/>
           </w:tcPr>
           <w:p>
             <w:pPr>
@@ -2063,7 +2078,7 @@
         </w:tc>
         <w:tc>
           <w:tcPr>
-            <w:tcW w:type="dxa" w:w="3324"/>
+            <w:tcW w:type="dxa" w:w="4252"/>
           </w:tcPr>
           <w:p>
             <w:pPr>
@@ -2083,7 +2098,7 @@
       <w:tr>
         <w:tc>
           <w:tcPr>
-            <w:tcW w:type="dxa" w:w="3324"/>
+            <w:tcW w:type="dxa" w:w="680"/>
           </w:tcPr>
           <w:p>
             <w:pPr>
@@ -2102,7 +2117,7 @@
         </w:tc>
         <w:tc>
           <w:tcPr>
-            <w:tcW w:type="dxa" w:w="3324"/>
+            <w:tcW w:type="dxa" w:w="4536"/>
           </w:tcPr>
           <w:p>
             <w:pPr>
@@ -2121,7 +2136,7 @@
         </w:tc>
         <w:tc>
           <w:tcPr>
-            <w:tcW w:type="dxa" w:w="3324"/>
+            <w:tcW w:type="dxa" w:w="4252"/>
           </w:tcPr>
           <w:p>
             <w:pPr>
@@ -2141,7 +2156,7 @@
       <w:tr>
         <w:tc>
           <w:tcPr>
-            <w:tcW w:type="dxa" w:w="3324"/>
+            <w:tcW w:type="dxa" w:w="680"/>
           </w:tcPr>
           <w:p>
             <w:pPr>
@@ -2160,7 +2175,7 @@
         </w:tc>
         <w:tc>
           <w:tcPr>
-            <w:tcW w:type="dxa" w:w="3324"/>
+            <w:tcW w:type="dxa" w:w="4536"/>
           </w:tcPr>
           <w:p>
             <w:pPr>
@@ -2179,7 +2194,7 @@
         </w:tc>
         <w:tc>
           <w:tcPr>
-            <w:tcW w:type="dxa" w:w="3324"/>
+            <w:tcW w:type="dxa" w:w="4252"/>
           </w:tcPr>
           <w:p>
             <w:pPr>
@@ -2199,7 +2214,7 @@
       <w:tr>
         <w:tc>
           <w:tcPr>
-            <w:tcW w:type="dxa" w:w="3324"/>
+            <w:tcW w:type="dxa" w:w="680"/>
           </w:tcPr>
           <w:p>
             <w:pPr>
@@ -2218,7 +2233,7 @@
         </w:tc>
         <w:tc>
           <w:tcPr>
-            <w:tcW w:type="dxa" w:w="3324"/>
+            <w:tcW w:type="dxa" w:w="4536"/>
           </w:tcPr>
           <w:p>
             <w:pPr>
@@ -2237,7 +2252,7 @@
         </w:tc>
         <w:tc>
           <w:tcPr>
-            <w:tcW w:type="dxa" w:w="3324"/>
+            <w:tcW w:type="dxa" w:w="4252"/>
           </w:tcPr>
           <w:p>
             <w:pPr>
@@ -2257,7 +2272,7 @@
       <w:tr>
         <w:tc>
           <w:tcPr>
-            <w:tcW w:type="dxa" w:w="3324"/>
+            <w:tcW w:type="dxa" w:w="680"/>
           </w:tcPr>
           <w:p>
             <w:pPr>
@@ -2276,7 +2291,7 @@
         </w:tc>
         <w:tc>
           <w:tcPr>
-            <w:tcW w:type="dxa" w:w="3324"/>
+            <w:tcW w:type="dxa" w:w="4536"/>
           </w:tcPr>
           <w:p>
             <w:pPr>
@@ -2295,7 +2310,7 @@
         </w:tc>
         <w:tc>
           <w:tcPr>
-            <w:tcW w:type="dxa" w:w="3324"/>
+            <w:tcW w:type="dxa" w:w="4252"/>
           </w:tcPr>
           <w:p>
             <w:pPr>
@@ -2315,7 +2330,7 @@
       <w:tr>
         <w:tc>
           <w:tcPr>
-            <w:tcW w:type="dxa" w:w="3324"/>
+            <w:tcW w:type="dxa" w:w="680"/>
           </w:tcPr>
           <w:p>
             <w:pPr>
@@ -2334,7 +2349,7 @@
         </w:tc>
         <w:tc>
           <w:tcPr>
-            <w:tcW w:type="dxa" w:w="3324"/>
+            <w:tcW w:type="dxa" w:w="4536"/>
           </w:tcPr>
           <w:p>
             <w:pPr>
@@ -2353,7 +2368,7 @@
         </w:tc>
         <w:tc>
           <w:tcPr>
-            <w:tcW w:type="dxa" w:w="3324"/>
+            <w:tcW w:type="dxa" w:w="4252"/>
           </w:tcPr>
           <w:p>
             <w:pPr>
@@ -2373,7 +2388,7 @@
       <w:tr>
         <w:tc>
           <w:tcPr>
-            <w:tcW w:type="dxa" w:w="3324"/>
+            <w:tcW w:type="dxa" w:w="680"/>
           </w:tcPr>
           <w:p>
             <w:pPr>
@@ -2392,7 +2407,7 @@
         </w:tc>
         <w:tc>
           <w:tcPr>
-            <w:tcW w:type="dxa" w:w="3324"/>
+            <w:tcW w:type="dxa" w:w="4536"/>
           </w:tcPr>
           <w:p>
             <w:pPr>
@@ -2411,7 +2426,7 @@
         </w:tc>
         <w:tc>
           <w:tcPr>
-            <w:tcW w:type="dxa" w:w="3324"/>
+            <w:tcW w:type="dxa" w:w="4252"/>
           </w:tcPr>
           <w:p>
             <w:pPr>
@@ -2431,7 +2446,7 @@
       <w:tr>
         <w:tc>
           <w:tcPr>
-            <w:tcW w:type="dxa" w:w="3324"/>
+            <w:tcW w:type="dxa" w:w="680"/>
           </w:tcPr>
           <w:p>
             <w:pPr>
@@ -2450,7 +2465,7 @@
         </w:tc>
         <w:tc>
           <w:tcPr>
-            <w:tcW w:type="dxa" w:w="3324"/>
+            <w:tcW w:type="dxa" w:w="4536"/>
           </w:tcPr>
           <w:p>
             <w:pPr>
@@ -2469,7 +2484,7 @@
         </w:tc>
         <w:tc>
           <w:tcPr>
-            <w:tcW w:type="dxa" w:w="3324"/>
+            <w:tcW w:type="dxa" w:w="4252"/>
           </w:tcPr>
           <w:p>
             <w:pPr>
@@ -2489,7 +2504,7 @@
       <w:tr>
         <w:tc>
           <w:tcPr>
-            <w:tcW w:type="dxa" w:w="3324"/>
+            <w:tcW w:type="dxa" w:w="680"/>
           </w:tcPr>
           <w:p>
             <w:pPr>
@@ -2508,7 +2523,7 @@
         </w:tc>
         <w:tc>
           <w:tcPr>
-            <w:tcW w:type="dxa" w:w="3324"/>
+            <w:tcW w:type="dxa" w:w="4536"/>
           </w:tcPr>
           <w:p>
             <w:pPr>
@@ -2527,7 +2542,7 @@
         </w:tc>
         <w:tc>
           <w:tcPr>
-            <w:tcW w:type="dxa" w:w="3324"/>
+            <w:tcW w:type="dxa" w:w="4252"/>
           </w:tcPr>
           <w:p>
             <w:pPr>
@@ -2547,7 +2562,7 @@
       <w:tr>
         <w:tc>
           <w:tcPr>
-            <w:tcW w:type="dxa" w:w="3324"/>
+            <w:tcW w:type="dxa" w:w="680"/>
           </w:tcPr>
           <w:p>
             <w:pPr>
@@ -2566,7 +2581,7 @@
         </w:tc>
         <w:tc>
           <w:tcPr>
-            <w:tcW w:type="dxa" w:w="3324"/>
+            <w:tcW w:type="dxa" w:w="4536"/>
           </w:tcPr>
           <w:p>
             <w:pPr>
@@ -2585,7 +2600,7 @@
         </w:tc>
         <w:tc>
           <w:tcPr>
-            <w:tcW w:type="dxa" w:w="3324"/>
+            <w:tcW w:type="dxa" w:w="4252"/>
           </w:tcPr>
           <w:p>
             <w:pPr>
@@ -2978,6 +2993,7 @@
                 <w:i w:val="0"/>
                 <w:sz w:val="22"/>
               </w:rPr>
+              <w:t>Ćwiczenia – zaliczenie z oceną:; Aktywność na zajęciach i praca w grupie (20% oceny).; Kolokwium pisemne z treści wykładów i ćwiczeń (40% oceny).; Projekt zespołowy: analiza wybranej organizacji z zastosowaniem poznanych narzędzi zarządczych (40% oceny).; Warunkiem zaliczenia jest uzyskanie co najmniej 51% punktów łącznie.; Skala ocen: 51–60% – 3.0, 61–70% – 3.5, 71–80% – 4.0, 81–90% – 4.5, 91–100% – 5.0.</w:t>
             </w:r>
           </w:p>
         </w:tc>
@@ -3035,6 +3051,7 @@
                 <w:i w:val="0"/>
                 <w:sz w:val="22"/>
               </w:rPr>
+              <w:t>Ćwiczenia – zaliczenie z oceną:; Aktywność na zajęciach i praca w grupie (20% oceny).; Kolokwium pisemne z treści wykładów i ćwiczeń (40% oceny).; Projekt zespołowy: analiza wybranej organizacji z zastosowaniem poznanych narzędzi zarządczych (40% oceny).; Warunkiem zaliczenia jest uzyskanie co najmniej 51% punktów łącznie.; Skala ocen: 51–60% – 3.0, 61–70% – 3.5, 71–80% – 4.0, 81–90% – 4.5, 91–100% – 5.0.</w:t>
             </w:r>
           </w:p>
         </w:tc>
@@ -3092,6 +3109,7 @@
                 <w:i w:val="0"/>
                 <w:sz w:val="22"/>
               </w:rPr>
+              <w:t>Ćwiczenia – zaliczenie z oceną:; Aktywność na zajęciach i praca w grupie (20% oceny).; Kolokwium pisemne z treści wykładów i ćwiczeń (40% oceny).; Projekt zespołowy: analiza wybranej organizacji z zastosowaniem poznanych narzędzi zarządczych (40% oceny).; Warunkiem zaliczenia jest uzyskanie co najmniej 51% punktów łącznie.; Skala ocen: 51–60% – 3.0, 61–70% – 3.5, 71–80% – 4.0, 81–90% – 4.5, 91–100% – 5.0.</w:t>
             </w:r>
           </w:p>
         </w:tc>
@@ -3254,6 +3272,7 @@
                 <w:i w:val="0"/>
                 <w:sz w:val="22"/>
               </w:rPr>
+              <w:t>Ćwiczenia – zaliczenie z oceną:; Aktywność na zajęciach i praca w grupie (20% oceny).; Kolokwium pisemne z treści wykładów i ćwiczeń (40% oceny).; Projekt zespołowy: analiza wybranej organizacji z zastosowaniem poznanych narzędzi zarządczych (40% oceny).; Warunkiem zaliczenia jest uzyskanie co najmniej 51% punktów łącznie.; Skala ocen: 51–60% – 3.0, 61–70% – 3.5, 71–80% – 4.0, 81–90% – 4.5, 91–100% – 5.0.</w:t>
             </w:r>
           </w:p>
         </w:tc>
@@ -3311,6 +3330,7 @@
                 <w:i w:val="0"/>
                 <w:sz w:val="22"/>
               </w:rPr>
+              <w:t>Ćwiczenia – zaliczenie z oceną:; Aktywność na zajęciach i praca w grupie (20% oceny).; Kolokwium pisemne z treści wykładów i ćwiczeń (40% oceny).; Projekt zespołowy: analiza wybranej organizacji z zastosowaniem poznanych narzędzi zarządczych (40% oceny).; Warunkiem zaliczenia jest uzyskanie co najmniej 51% punktów łącznie.; Skala ocen: 51–60% – 3.0, 61–70% – 3.5, 71–80% – 4.0, 81–90% – 4.5, 91–100% – 5.0.</w:t>
             </w:r>
           </w:p>
         </w:tc>
@@ -3368,6 +3388,7 @@
                 <w:i w:val="0"/>
                 <w:sz w:val="22"/>
               </w:rPr>
+              <w:t>Ćwiczenia – zaliczenie z oceną:; Aktywność na zajęciach i praca w grupie (20% oceny).; Kolokwium pisemne z treści wykładów i ćwiczeń (40% oceny).; Projekt zespołowy: analiza wybranej organizacji z zastosowaniem poznanych narzędzi zarządczych (40% oceny).; Warunkiem zaliczenia jest uzyskanie co najmniej 51% punktów łącznie.; Skala ocen: 51–60% – 3.0, 61–70% – 3.5, 71–80% – 4.0, 81–90% – 4.5, 91–100% – 5.0.</w:t>
             </w:r>
           </w:p>
         </w:tc>
@@ -3530,6 +3551,7 @@
                 <w:i w:val="0"/>
                 <w:sz w:val="22"/>
               </w:rPr>
+              <w:t>Ćwiczenia – zaliczenie z oceną:; Aktywność na zajęciach i praca w grupie (20% oceny).; Kolokwium pisemne z treści wykładów i ćwiczeń (40% oceny).; Projekt zespołowy: analiza wybranej organizacji z zastosowaniem poznanych narzędzi zarządczych (40% oceny).; Warunkiem zaliczenia jest uzyskanie co najmniej 51% punktów łącznie.; Skala ocen: 51–60% – 3.0, 61–70% – 3.5, 71–80% – 4.0, 81–90% – 4.5, 91–100% – 5.0.</w:t>
             </w:r>
           </w:p>
         </w:tc>
@@ -3587,6 +3609,7 @@
                 <w:i w:val="0"/>
                 <w:sz w:val="22"/>
               </w:rPr>
+              <w:t>Ćwiczenia – zaliczenie z oceną:; Aktywność na zajęciach i praca w grupie (20% oceny).; Kolokwium pisemne z treści wykładów i ćwiczeń (40% oceny).; Projekt zespołowy: analiza wybranej organizacji z zastosowaniem poznanych narzędzi zarządczych (40% oceny).; Warunkiem zaliczenia jest uzyskanie co najmniej 51% punktów łącznie.; Skala ocen: 51–60% – 3.0, 61–70% – 3.5, 71–80% – 4.0, 81–90% – 4.5, 91–100% – 5.0.</w:t>
             </w:r>
           </w:p>
         </w:tc>
@@ -3692,62 +3715,6 @@
                 <w:sz w:val="16"/>
               </w:rPr>
               <w:t>Wyposażenie specjalistyczne konieczne do realizacji przedmiotu</w:t>
-            </w:r>
-          </w:p>
-        </w:tc>
-      </w:tr>
-      <w:tr>
-        <w:tc>
-          <w:tcPr>
-            <w:tcW w:type="dxa" w:w="3324"/>
-          </w:tcPr>
-          <w:p>
-            <w:pPr>
-              <w:spacing w:before="20" w:after="20"/>
-            </w:pPr>
-            <w:r>
-              <w:rPr>
-                <w:rFonts w:ascii="Aptos" w:hAnsi="Aptos"/>
-                <w:b w:val="0"/>
-                <w:i w:val="0"/>
-                <w:sz w:val="22"/>
-              </w:rPr>
-            </w:r>
-          </w:p>
-        </w:tc>
-        <w:tc>
-          <w:tcPr>
-            <w:tcW w:type="dxa" w:w="3324"/>
-          </w:tcPr>
-          <w:p>
-            <w:pPr>
-              <w:spacing w:before="20" w:after="20"/>
-            </w:pPr>
-            <w:r>
-              <w:rPr>
-                <w:rFonts w:ascii="Aptos" w:hAnsi="Aptos"/>
-                <w:b w:val="0"/>
-                <w:i w:val="0"/>
-                <w:sz w:val="22"/>
-              </w:rPr>
-            </w:r>
-          </w:p>
-        </w:tc>
-        <w:tc>
-          <w:tcPr>
-            <w:tcW w:type="dxa" w:w="3324"/>
-          </w:tcPr>
-          <w:p>
-            <w:pPr>
-              <w:spacing w:before="20" w:after="20"/>
-            </w:pPr>
-            <w:r>
-              <w:rPr>
-                <w:rFonts w:ascii="Aptos" w:hAnsi="Aptos"/>
-                <w:b w:val="0"/>
-                <w:i w:val="0"/>
-                <w:sz w:val="22"/>
-              </w:rPr>
             </w:r>
           </w:p>
         </w:tc>

--- a/public/assets/files/niestacjonarne/WDZ.docx
+++ b/public/assets/files/niestacjonarne/WDZ.docx
@@ -1156,6 +1156,7 @@
                 <w:i w:val="0"/>
                 <w:sz w:val="22"/>
               </w:rPr>
+              <w:t>Realizacja projektu zespołowego z analizy wybranej organizacji; przygotowanie do kolokwium z treści wykładów; lektura wskazanych materiałów z zarządzania.</w:t>
             </w:r>
           </w:p>
         </w:tc>
@@ -1566,69 +1567,10 @@
             <w:r>
               <w:rPr>
                 <w:rFonts w:ascii="Aptos" w:hAnsi="Aptos"/>
+                <w:b w:val="0"/>
+                <w:i w:val="0"/>
                 <w:sz w:val="22"/>
               </w:rPr>
-              <w:t>1. Ćwiczenia – zaliczenie z oceną:</w:t>
-            </w:r>
-          </w:p>
-          <w:p>
-            <w:pPr>
-              <w:spacing w:before="20" w:after="20"/>
-            </w:pPr>
-            <w:r>
-              <w:rPr>
-                <w:rFonts w:ascii="Aptos" w:hAnsi="Aptos"/>
-                <w:sz w:val="22"/>
-              </w:rPr>
-              <w:t>2. Aktywność na zajęciach i praca w grupie (20% oceny).</w:t>
-            </w:r>
-          </w:p>
-          <w:p>
-            <w:pPr>
-              <w:spacing w:before="20" w:after="20"/>
-            </w:pPr>
-            <w:r>
-              <w:rPr>
-                <w:rFonts w:ascii="Aptos" w:hAnsi="Aptos"/>
-                <w:sz w:val="22"/>
-              </w:rPr>
-              <w:t>3. Kolokwium pisemne z treści wykładów i ćwiczeń (40% oceny).</w:t>
-            </w:r>
-          </w:p>
-          <w:p>
-            <w:pPr>
-              <w:spacing w:before="20" w:after="20"/>
-            </w:pPr>
-            <w:r>
-              <w:rPr>
-                <w:rFonts w:ascii="Aptos" w:hAnsi="Aptos"/>
-                <w:sz w:val="22"/>
-              </w:rPr>
-              <w:t>4. Projekt zespołowy: analiza wybranej organizacji z zastosowaniem poznanych narzędzi zarządczych (40% oceny).</w:t>
-            </w:r>
-          </w:p>
-          <w:p>
-            <w:pPr>
-              <w:spacing w:before="20" w:after="20"/>
-            </w:pPr>
-            <w:r>
-              <w:rPr>
-                <w:rFonts w:ascii="Aptos" w:hAnsi="Aptos"/>
-                <w:sz w:val="22"/>
-              </w:rPr>
-              <w:t>5. Warunkiem zaliczenia jest uzyskanie co najmniej 51% punktów łącznie.</w:t>
-            </w:r>
-          </w:p>
-          <w:p>
-            <w:pPr>
-              <w:spacing w:before="20" w:after="20"/>
-            </w:pPr>
-            <w:r>
-              <w:rPr>
-                <w:rFonts w:ascii="Aptos" w:hAnsi="Aptos"/>
-                <w:sz w:val="22"/>
-              </w:rPr>
-              <w:t>6. Skala ocen: 51–60% – 3.0, 61–70% – 3.5, 71–80% – 4.0, 81–90% – 4.5, 91–100% – 5.0.</w:t>
             </w:r>
           </w:p>
         </w:tc>
@@ -1645,7 +1587,7 @@
                 <w:rFonts w:ascii="Aptos" w:hAnsi="Aptos"/>
                 <w:sz w:val="22"/>
               </w:rPr>
-              <w:t>1. Ćwiczenia – zaliczenie z oceną:</w:t>
+              <w:t>1. kolokwium</w:t>
             </w:r>
           </w:p>
           <w:p>
@@ -1657,7 +1599,7 @@
                 <w:rFonts w:ascii="Aptos" w:hAnsi="Aptos"/>
                 <w:sz w:val="22"/>
               </w:rPr>
-              <w:t>2. Aktywność na zajęciach i praca w grupie (20% oceny).</w:t>
+              <w:t>2. ocena pracy podczas ćwiczenia</w:t>
             </w:r>
           </w:p>
           <w:p>
@@ -1669,43 +1611,7 @@
                 <w:rFonts w:ascii="Aptos" w:hAnsi="Aptos"/>
                 <w:sz w:val="22"/>
               </w:rPr>
-              <w:t>3. Kolokwium pisemne z treści wykładów i ćwiczeń (40% oceny).</w:t>
-            </w:r>
-          </w:p>
-          <w:p>
-            <w:pPr>
-              <w:spacing w:before="20" w:after="20"/>
-            </w:pPr>
-            <w:r>
-              <w:rPr>
-                <w:rFonts w:ascii="Aptos" w:hAnsi="Aptos"/>
-                <w:sz w:val="22"/>
-              </w:rPr>
-              <w:t>4. Projekt zespołowy: analiza wybranej organizacji z zastosowaniem poznanych narzędzi zarządczych (40% oceny).</w:t>
-            </w:r>
-          </w:p>
-          <w:p>
-            <w:pPr>
-              <w:spacing w:before="20" w:after="20"/>
-            </w:pPr>
-            <w:r>
-              <w:rPr>
-                <w:rFonts w:ascii="Aptos" w:hAnsi="Aptos"/>
-                <w:sz w:val="22"/>
-              </w:rPr>
-              <w:t>5. Warunkiem zaliczenia jest uzyskanie co najmniej 51% punktów łącznie.</w:t>
-            </w:r>
-          </w:p>
-          <w:p>
-            <w:pPr>
-              <w:spacing w:before="20" w:after="20"/>
-            </w:pPr>
-            <w:r>
-              <w:rPr>
-                <w:rFonts w:ascii="Aptos" w:hAnsi="Aptos"/>
-                <w:sz w:val="22"/>
-              </w:rPr>
-              <w:t>6. Skala ocen: 51–60% – 3.0, 61–70% – 3.5, 71–80% – 4.0, 81–90% – 4.5, 91–100% – 5.0.</w:t>
+              <w:t>3. prezentacja elementu zespołowej pracy semestralnej</w:t>
             </w:r>
           </w:p>
         </w:tc>
@@ -2993,7 +2899,7 @@
                 <w:i w:val="0"/>
                 <w:sz w:val="22"/>
               </w:rPr>
-              <w:t>Ćwiczenia – zaliczenie z oceną:; Aktywność na zajęciach i praca w grupie (20% oceny).; Kolokwium pisemne z treści wykładów i ćwiczeń (40% oceny).; Projekt zespołowy: analiza wybranej organizacji z zastosowaniem poznanych narzędzi zarządczych (40% oceny).; Warunkiem zaliczenia jest uzyskanie co najmniej 51% punktów łącznie.; Skala ocen: 51–60% – 3.0, 61–70% – 3.5, 71–80% – 4.0, 81–90% – 4.5, 91–100% – 5.0.</w:t>
+              <w:t>kolokwium; ocena pracy podczas ćwiczenia; prezentacja elementu zespołowej pracy semestralnej</w:t>
             </w:r>
           </w:p>
         </w:tc>
@@ -3051,7 +2957,7 @@
                 <w:i w:val="0"/>
                 <w:sz w:val="22"/>
               </w:rPr>
-              <w:t>Ćwiczenia – zaliczenie z oceną:; Aktywność na zajęciach i praca w grupie (20% oceny).; Kolokwium pisemne z treści wykładów i ćwiczeń (40% oceny).; Projekt zespołowy: analiza wybranej organizacji z zastosowaniem poznanych narzędzi zarządczych (40% oceny).; Warunkiem zaliczenia jest uzyskanie co najmniej 51% punktów łącznie.; Skala ocen: 51–60% – 3.0, 61–70% – 3.5, 71–80% – 4.0, 81–90% – 4.5, 91–100% – 5.0.</w:t>
+              <w:t>kolokwium; ocena pracy podczas ćwiczenia; prezentacja elementu zespołowej pracy semestralnej</w:t>
             </w:r>
           </w:p>
         </w:tc>
@@ -3109,7 +3015,7 @@
                 <w:i w:val="0"/>
                 <w:sz w:val="22"/>
               </w:rPr>
-              <w:t>Ćwiczenia – zaliczenie z oceną:; Aktywność na zajęciach i praca w grupie (20% oceny).; Kolokwium pisemne z treści wykładów i ćwiczeń (40% oceny).; Projekt zespołowy: analiza wybranej organizacji z zastosowaniem poznanych narzędzi zarządczych (40% oceny).; Warunkiem zaliczenia jest uzyskanie co najmniej 51% punktów łącznie.; Skala ocen: 51–60% – 3.0, 61–70% – 3.5, 71–80% – 4.0, 81–90% – 4.5, 91–100% – 5.0.</w:t>
+              <w:t>kolokwium; ocena pracy podczas ćwiczenia; prezentacja elementu zespołowej pracy semestralnej</w:t>
             </w:r>
           </w:p>
         </w:tc>
@@ -3272,7 +3178,7 @@
                 <w:i w:val="0"/>
                 <w:sz w:val="22"/>
               </w:rPr>
-              <w:t>Ćwiczenia – zaliczenie z oceną:; Aktywność na zajęciach i praca w grupie (20% oceny).; Kolokwium pisemne z treści wykładów i ćwiczeń (40% oceny).; Projekt zespołowy: analiza wybranej organizacji z zastosowaniem poznanych narzędzi zarządczych (40% oceny).; Warunkiem zaliczenia jest uzyskanie co najmniej 51% punktów łącznie.; Skala ocen: 51–60% – 3.0, 61–70% – 3.5, 71–80% – 4.0, 81–90% – 4.5, 91–100% – 5.0.</w:t>
+              <w:t>kolokwium; ocena pracy podczas ćwiczenia; prezentacja elementu zespołowej pracy semestralnej</w:t>
             </w:r>
           </w:p>
         </w:tc>
@@ -3330,7 +3236,7 @@
                 <w:i w:val="0"/>
                 <w:sz w:val="22"/>
               </w:rPr>
-              <w:t>Ćwiczenia – zaliczenie z oceną:; Aktywność na zajęciach i praca w grupie (20% oceny).; Kolokwium pisemne z treści wykładów i ćwiczeń (40% oceny).; Projekt zespołowy: analiza wybranej organizacji z zastosowaniem poznanych narzędzi zarządczych (40% oceny).; Warunkiem zaliczenia jest uzyskanie co najmniej 51% punktów łącznie.; Skala ocen: 51–60% – 3.0, 61–70% – 3.5, 71–80% – 4.0, 81–90% – 4.5, 91–100% – 5.0.</w:t>
+              <w:t>kolokwium; ocena pracy podczas ćwiczenia; prezentacja elementu zespołowej pracy semestralnej</w:t>
             </w:r>
           </w:p>
         </w:tc>
@@ -3388,7 +3294,7 @@
                 <w:i w:val="0"/>
                 <w:sz w:val="22"/>
               </w:rPr>
-              <w:t>Ćwiczenia – zaliczenie z oceną:; Aktywność na zajęciach i praca w grupie (20% oceny).; Kolokwium pisemne z treści wykładów i ćwiczeń (40% oceny).; Projekt zespołowy: analiza wybranej organizacji z zastosowaniem poznanych narzędzi zarządczych (40% oceny).; Warunkiem zaliczenia jest uzyskanie co najmniej 51% punktów łącznie.; Skala ocen: 51–60% – 3.0, 61–70% – 3.5, 71–80% – 4.0, 81–90% – 4.5, 91–100% – 5.0.</w:t>
+              <w:t>kolokwium; ocena pracy podczas ćwiczenia; prezentacja elementu zespołowej pracy semestralnej</w:t>
             </w:r>
           </w:p>
         </w:tc>
@@ -3551,7 +3457,7 @@
                 <w:i w:val="0"/>
                 <w:sz w:val="22"/>
               </w:rPr>
-              <w:t>Ćwiczenia – zaliczenie z oceną:; Aktywność na zajęciach i praca w grupie (20% oceny).; Kolokwium pisemne z treści wykładów i ćwiczeń (40% oceny).; Projekt zespołowy: analiza wybranej organizacji z zastosowaniem poznanych narzędzi zarządczych (40% oceny).; Warunkiem zaliczenia jest uzyskanie co najmniej 51% punktów łącznie.; Skala ocen: 51–60% – 3.0, 61–70% – 3.5, 71–80% – 4.0, 81–90% – 4.5, 91–100% – 5.0.</w:t>
+              <w:t>kolokwium; ocena pracy podczas ćwiczenia; prezentacja elementu zespołowej pracy semestralnej</w:t>
             </w:r>
           </w:p>
         </w:tc>
@@ -3609,7 +3515,7 @@
                 <w:i w:val="0"/>
                 <w:sz w:val="22"/>
               </w:rPr>
-              <w:t>Ćwiczenia – zaliczenie z oceną:; Aktywność na zajęciach i praca w grupie (20% oceny).; Kolokwium pisemne z treści wykładów i ćwiczeń (40% oceny).; Projekt zespołowy: analiza wybranej organizacji z zastosowaniem poznanych narzędzi zarządczych (40% oceny).; Warunkiem zaliczenia jest uzyskanie co najmniej 51% punktów łącznie.; Skala ocen: 51–60% – 3.0, 61–70% – 3.5, 71–80% – 4.0, 81–90% – 4.5, 91–100% – 5.0.</w:t>
+              <w:t>kolokwium; ocena pracy podczas ćwiczenia; prezentacja elementu zespołowej pracy semestralnej</w:t>
             </w:r>
           </w:p>
         </w:tc>

--- a/public/assets/files/niestacjonarne/WDZ.docx
+++ b/public/assets/files/niestacjonarne/WDZ.docx
@@ -315,7 +315,7 @@
                 <w:i w:val="0"/>
                 <w:sz w:val="22"/>
               </w:rPr>
-              <w:t>3</w:t>
+              <w:t>2</w:t>
             </w:r>
           </w:p>
         </w:tc>
@@ -1093,7 +1093,7 @@
                 <w:i w:val="0"/>
                 <w:sz w:val="22"/>
               </w:rPr>
-              <w:t>43</w:t>
+              <w:t>28</w:t>
             </w:r>
           </w:p>
         </w:tc>
@@ -1113,7 +1113,7 @@
                 <w:i w:val="0"/>
                 <w:sz w:val="22"/>
               </w:rPr>
-              <w:t>1.7</w:t>
+              <w:t>1.1</w:t>
             </w:r>
           </w:p>
         </w:tc>

--- a/public/assets/files/niestacjonarne/WDZ.docx
+++ b/public/assets/files/niestacjonarne/WDZ.docx
@@ -1093,7 +1093,7 @@
                 <w:i w:val="0"/>
                 <w:sz w:val="22"/>
               </w:rPr>
-              <w:t>28</w:t>
+              <w:t>18</w:t>
             </w:r>
           </w:p>
         </w:tc>
@@ -1113,7 +1113,7 @@
                 <w:i w:val="0"/>
                 <w:sz w:val="22"/>
               </w:rPr>
-              <w:t>1.1</w:t>
+              <w:t>0.7</w:t>
             </w:r>
           </w:p>
         </w:tc>

--- a/public/assets/files/niestacjonarne/WDZ.docx
+++ b/public/assets/files/niestacjonarne/WDZ.docx
@@ -2862,6 +2862,7 @@
                 <w:i w:val="0"/>
                 <w:sz w:val="22"/>
               </w:rPr>
+              <w:t>K_W17</w:t>
             </w:r>
           </w:p>
         </w:tc>
@@ -2899,7 +2900,6 @@
                 <w:i w:val="0"/>
                 <w:sz w:val="22"/>
               </w:rPr>
-              <w:t>kolokwium; ocena pracy podczas ćwiczenia; prezentacja elementu zespołowej pracy semestralnej</w:t>
             </w:r>
           </w:p>
         </w:tc>
@@ -2920,6 +2920,7 @@
                 <w:i w:val="0"/>
                 <w:sz w:val="22"/>
               </w:rPr>
+              <w:t>K_W17</w:t>
             </w:r>
           </w:p>
         </w:tc>
@@ -2957,7 +2958,6 @@
                 <w:i w:val="0"/>
                 <w:sz w:val="22"/>
               </w:rPr>
-              <w:t>kolokwium; ocena pracy podczas ćwiczenia; prezentacja elementu zespołowej pracy semestralnej</w:t>
             </w:r>
           </w:p>
         </w:tc>
@@ -2978,6 +2978,7 @@
                 <w:i w:val="0"/>
                 <w:sz w:val="22"/>
               </w:rPr>
+              <w:t>K_W17</w:t>
             </w:r>
           </w:p>
         </w:tc>
@@ -3015,7 +3016,6 @@
                 <w:i w:val="0"/>
                 <w:sz w:val="22"/>
               </w:rPr>
-              <w:t>kolokwium; ocena pracy podczas ćwiczenia; prezentacja elementu zespołowej pracy semestralnej</w:t>
             </w:r>
           </w:p>
         </w:tc>
@@ -3141,6 +3141,7 @@
                 <w:i w:val="0"/>
                 <w:sz w:val="22"/>
               </w:rPr>
+              <w:t>K_U26</w:t>
             </w:r>
           </w:p>
         </w:tc>
@@ -3178,7 +3179,7 @@
                 <w:i w:val="0"/>
                 <w:sz w:val="22"/>
               </w:rPr>
-              <w:t>kolokwium; ocena pracy podczas ćwiczenia; prezentacja elementu zespołowej pracy semestralnej</w:t>
+              <w:t>kolokwium, ocena pracy podczas ćwiczenia, prezentacja elementu zespołowej pracy semestralnej</w:t>
             </w:r>
           </w:p>
         </w:tc>
@@ -3199,6 +3200,7 @@
                 <w:i w:val="0"/>
                 <w:sz w:val="22"/>
               </w:rPr>
+              <w:t>K_U26</w:t>
             </w:r>
           </w:p>
         </w:tc>
@@ -3236,7 +3238,7 @@
                 <w:i w:val="0"/>
                 <w:sz w:val="22"/>
               </w:rPr>
-              <w:t>kolokwium; ocena pracy podczas ćwiczenia; prezentacja elementu zespołowej pracy semestralnej</w:t>
+              <w:t>kolokwium, ocena pracy podczas ćwiczenia, prezentacja elementu zespołowej pracy semestralnej</w:t>
             </w:r>
           </w:p>
         </w:tc>
@@ -3257,6 +3259,7 @@
                 <w:i w:val="0"/>
                 <w:sz w:val="22"/>
               </w:rPr>
+              <w:t>K_U05</w:t>
             </w:r>
           </w:p>
         </w:tc>
@@ -3294,7 +3297,7 @@
                 <w:i w:val="0"/>
                 <w:sz w:val="22"/>
               </w:rPr>
-              <w:t>kolokwium; ocena pracy podczas ćwiczenia; prezentacja elementu zespołowej pracy semestralnej</w:t>
+              <w:t>kolokwium, ocena pracy podczas ćwiczenia, prezentacja elementu zespołowej pracy semestralnej</w:t>
             </w:r>
           </w:p>
         </w:tc>
@@ -3420,6 +3423,7 @@
                 <w:i w:val="0"/>
                 <w:sz w:val="22"/>
               </w:rPr>
+              <w:t>K_K04</w:t>
             </w:r>
           </w:p>
         </w:tc>
@@ -3457,7 +3461,7 @@
                 <w:i w:val="0"/>
                 <w:sz w:val="22"/>
               </w:rPr>
-              <w:t>kolokwium; ocena pracy podczas ćwiczenia; prezentacja elementu zespołowej pracy semestralnej</w:t>
+              <w:t>kolokwium, ocena pracy podczas ćwiczenia, prezentacja elementu zespołowej pracy semestralnej</w:t>
             </w:r>
           </w:p>
         </w:tc>
@@ -3478,6 +3482,7 @@
                 <w:i w:val="0"/>
                 <w:sz w:val="22"/>
               </w:rPr>
+              <w:t>K_K05</w:t>
             </w:r>
           </w:p>
         </w:tc>
@@ -3515,7 +3520,7 @@
                 <w:i w:val="0"/>
                 <w:sz w:val="22"/>
               </w:rPr>
-              <w:t>kolokwium; ocena pracy podczas ćwiczenia; prezentacja elementu zespołowej pracy semestralnej</w:t>
+              <w:t>kolokwium, ocena pracy podczas ćwiczenia, prezentacja elementu zespołowej pracy semestralnej</w:t>
             </w:r>
           </w:p>
         </w:tc>

--- a/public/assets/files/niestacjonarne/WDZ.docx
+++ b/public/assets/files/niestacjonarne/WDZ.docx
@@ -1855,14 +1855,13 @@
       </w:tblPr>
       <w:tblGrid>
         <w:gridCol w:w="680"/>
-        <w:gridCol w:w="4536"/>
-        <w:gridCol w:w="4252"/>
+        <w:gridCol w:w="8788"/>
       </w:tblGrid>
       <w:tr>
         <w:tc>
           <w:tcPr>
             <w:tcW w:type="dxa" w:w="9468"/>
-            <w:gridSpan w:val="3"/>
+            <w:gridSpan w:val="2"/>
             <w:shd w:val="clear" w:color="auto" w:fill="D9D9D9"/>
           </w:tcPr>
           <w:p>
@@ -1904,7 +1903,7 @@
         </w:tc>
         <w:tc>
           <w:tcPr>
-            <w:tcW w:type="dxa" w:w="4536"/>
+            <w:tcW w:type="dxa" w:w="8788"/>
             <w:shd w:val="clear" w:color="auto" w:fill="D9D9D9"/>
           </w:tcPr>
           <w:p>
@@ -1918,27 +1917,7 @@
                 <w:i w:val="0"/>
                 <w:sz w:val="16"/>
               </w:rPr>
-              <w:t>Wykład</w:t>
-            </w:r>
-          </w:p>
-        </w:tc>
-        <w:tc>
-          <w:tcPr>
-            <w:tcW w:type="dxa" w:w="4252"/>
-            <w:shd w:val="clear" w:color="auto" w:fill="D9D9D9"/>
-          </w:tcPr>
-          <w:p>
-            <w:pPr>
-              <w:spacing w:before="20" w:after="20"/>
-            </w:pPr>
-            <w:r>
-              <w:rPr>
-                <w:rFonts w:ascii="Aptos" w:hAnsi="Aptos"/>
-                <w:b/>
-                <w:i w:val="0"/>
-                <w:sz w:val="16"/>
-              </w:rPr>
-              <w:t>Ćwiczenia / Laboratorium / Pracownia</w:t>
+              <w:t>Treści programowe</w:t>
             </w:r>
           </w:p>
         </w:tc>
@@ -1965,7 +1944,7 @@
         </w:tc>
         <w:tc>
           <w:tcPr>
-            <w:tcW w:type="dxa" w:w="4536"/>
+            <w:tcW w:type="dxa" w:w="8788"/>
           </w:tcPr>
           <w:p>
             <w:pPr>
@@ -1979,24 +1958,6 @@
                 <w:sz w:val="22"/>
               </w:rPr>
               <w:t>Organizacja i zarządzanie – podstawowe pojęcia. Czym jest zarządzanie? Menedżer i jego role (Mintzberg). Ewolucja myśli zarządczej: szkoła klasyczna, behawioralna, ilościowa, systemowa.</w:t>
-            </w:r>
-          </w:p>
-        </w:tc>
-        <w:tc>
-          <w:tcPr>
-            <w:tcW w:type="dxa" w:w="4252"/>
-          </w:tcPr>
-          <w:p>
-            <w:pPr>
-              <w:spacing w:before="20" w:after="20"/>
-            </w:pPr>
-            <w:r>
-              <w:rPr>
-                <w:rFonts w:ascii="Aptos" w:hAnsi="Aptos"/>
-                <w:b w:val="0"/>
-                <w:i w:val="0"/>
-                <w:sz w:val="22"/>
-              </w:rPr>
             </w:r>
           </w:p>
         </w:tc>
@@ -2023,7 +1984,7 @@
         </w:tc>
         <w:tc>
           <w:tcPr>
-            <w:tcW w:type="dxa" w:w="4536"/>
+            <w:tcW w:type="dxa" w:w="8788"/>
           </w:tcPr>
           <w:p>
             <w:pPr>
@@ -2037,24 +1998,6 @@
                 <w:sz w:val="22"/>
               </w:rPr>
               <w:t>Otoczenie organizacji: otoczenie ogólne (makrootoczenie) i otoczenie zadaniowe. Analiza PEST. Interesariusze organizacji.</w:t>
-            </w:r>
-          </w:p>
-        </w:tc>
-        <w:tc>
-          <w:tcPr>
-            <w:tcW w:type="dxa" w:w="4252"/>
-          </w:tcPr>
-          <w:p>
-            <w:pPr>
-              <w:spacing w:before="20" w:after="20"/>
-            </w:pPr>
-            <w:r>
-              <w:rPr>
-                <w:rFonts w:ascii="Aptos" w:hAnsi="Aptos"/>
-                <w:b w:val="0"/>
-                <w:i w:val="0"/>
-                <w:sz w:val="22"/>
-              </w:rPr>
             </w:r>
           </w:p>
         </w:tc>
@@ -2081,7 +2024,7 @@
         </w:tc>
         <w:tc>
           <w:tcPr>
-            <w:tcW w:type="dxa" w:w="4536"/>
+            <w:tcW w:type="dxa" w:w="8788"/>
           </w:tcPr>
           <w:p>
             <w:pPr>
@@ -2095,24 +2038,6 @@
                 <w:sz w:val="22"/>
               </w:rPr>
               <w:t>Planowanie jako funkcja zarządzania: rodzaje planów, cele organizacyjne, zarządzanie przez cele (MBO). Analiza SWOT jako narzędzie planowania strategicznego.</w:t>
-            </w:r>
-          </w:p>
-        </w:tc>
-        <w:tc>
-          <w:tcPr>
-            <w:tcW w:type="dxa" w:w="4252"/>
-          </w:tcPr>
-          <w:p>
-            <w:pPr>
-              <w:spacing w:before="20" w:after="20"/>
-            </w:pPr>
-            <w:r>
-              <w:rPr>
-                <w:rFonts w:ascii="Aptos" w:hAnsi="Aptos"/>
-                <w:b w:val="0"/>
-                <w:i w:val="0"/>
-                <w:sz w:val="22"/>
-              </w:rPr>
             </w:r>
           </w:p>
         </w:tc>
@@ -2139,7 +2064,7 @@
         </w:tc>
         <w:tc>
           <w:tcPr>
-            <w:tcW w:type="dxa" w:w="4536"/>
+            <w:tcW w:type="dxa" w:w="8788"/>
           </w:tcPr>
           <w:p>
             <w:pPr>
@@ -2153,24 +2078,6 @@
                 <w:sz w:val="22"/>
               </w:rPr>
               <w:t>Organizowanie: projekt struktury organizacyjnej, podział pracy, rozpiętość kierowania, centralizacja i decentralizacja. Typy struktur: liniowa, funkcjonalna, dywizjonalna, macierzowa, projektowa.</w:t>
-            </w:r>
-          </w:p>
-        </w:tc>
-        <w:tc>
-          <w:tcPr>
-            <w:tcW w:type="dxa" w:w="4252"/>
-          </w:tcPr>
-          <w:p>
-            <w:pPr>
-              <w:spacing w:before="20" w:after="20"/>
-            </w:pPr>
-            <w:r>
-              <w:rPr>
-                <w:rFonts w:ascii="Aptos" w:hAnsi="Aptos"/>
-                <w:b w:val="0"/>
-                <w:i w:val="0"/>
-                <w:sz w:val="22"/>
-              </w:rPr>
             </w:r>
           </w:p>
         </w:tc>
@@ -2197,7 +2104,7 @@
         </w:tc>
         <w:tc>
           <w:tcPr>
-            <w:tcW w:type="dxa" w:w="4536"/>
+            <w:tcW w:type="dxa" w:w="8788"/>
           </w:tcPr>
           <w:p>
             <w:pPr>
@@ -2211,24 +2118,6 @@
                 <w:sz w:val="22"/>
               </w:rPr>
               <w:t>Kierowanie ludźmi: przywództwo i style kierowania (autokratyczny, demokratyczny, laissez-faire). Teorie motywacji (Maslow, Herzberg, teoria oczekiwań Vrooma). Komunikacja w organizacji.</w:t>
-            </w:r>
-          </w:p>
-        </w:tc>
-        <w:tc>
-          <w:tcPr>
-            <w:tcW w:type="dxa" w:w="4252"/>
-          </w:tcPr>
-          <w:p>
-            <w:pPr>
-              <w:spacing w:before="20" w:after="20"/>
-            </w:pPr>
-            <w:r>
-              <w:rPr>
-                <w:rFonts w:ascii="Aptos" w:hAnsi="Aptos"/>
-                <w:b w:val="0"/>
-                <w:i w:val="0"/>
-                <w:sz w:val="22"/>
-              </w:rPr>
             </w:r>
           </w:p>
         </w:tc>
@@ -2255,7 +2144,7 @@
         </w:tc>
         <w:tc>
           <w:tcPr>
-            <w:tcW w:type="dxa" w:w="4536"/>
+            <w:tcW w:type="dxa" w:w="8788"/>
           </w:tcPr>
           <w:p>
             <w:pPr>
@@ -2269,24 +2158,6 @@
                 <w:sz w:val="22"/>
               </w:rPr>
               <w:t>Kontrola jako funkcja zarządzania: rodzaje kontroli, etapy procesu kontroli, controlling. Zarządzanie przez jakość (TQM) – wprowadzenie.</w:t>
-            </w:r>
-          </w:p>
-        </w:tc>
-        <w:tc>
-          <w:tcPr>
-            <w:tcW w:type="dxa" w:w="4252"/>
-          </w:tcPr>
-          <w:p>
-            <w:pPr>
-              <w:spacing w:before="20" w:after="20"/>
-            </w:pPr>
-            <w:r>
-              <w:rPr>
-                <w:rFonts w:ascii="Aptos" w:hAnsi="Aptos"/>
-                <w:b w:val="0"/>
-                <w:i w:val="0"/>
-                <w:sz w:val="22"/>
-              </w:rPr>
             </w:r>
           </w:p>
         </w:tc>
@@ -2313,7 +2184,7 @@
         </w:tc>
         <w:tc>
           <w:tcPr>
-            <w:tcW w:type="dxa" w:w="4536"/>
+            <w:tcW w:type="dxa" w:w="8788"/>
           </w:tcPr>
           <w:p>
             <w:pPr>
@@ -2327,24 +2198,6 @@
                 <w:sz w:val="22"/>
               </w:rPr>
               <w:t>Wprowadzenie do zarządzania projektami: projekt a działalność operacyjna, cykl życia projektu, trójkąt projektowy (zakres, czas, koszt). Metodyki zarządcze: waterfall, Agile/Scrum – przegląd.</w:t>
-            </w:r>
-          </w:p>
-        </w:tc>
-        <w:tc>
-          <w:tcPr>
-            <w:tcW w:type="dxa" w:w="4252"/>
-          </w:tcPr>
-          <w:p>
-            <w:pPr>
-              <w:spacing w:before="20" w:after="20"/>
-            </w:pPr>
-            <w:r>
-              <w:rPr>
-                <w:rFonts w:ascii="Aptos" w:hAnsi="Aptos"/>
-                <w:b w:val="0"/>
-                <w:i w:val="0"/>
-                <w:sz w:val="22"/>
-              </w:rPr>
             </w:r>
           </w:p>
         </w:tc>
@@ -2371,7 +2224,7 @@
         </w:tc>
         <w:tc>
           <w:tcPr>
-            <w:tcW w:type="dxa" w:w="4536"/>
+            <w:tcW w:type="dxa" w:w="8788"/>
           </w:tcPr>
           <w:p>
             <w:pPr>
@@ -2385,24 +2238,6 @@
                 <w:sz w:val="22"/>
               </w:rPr>
               <w:t>Zarządzanie zespołem projektowym: role w zespole (model Belbina), budowanie i etapy rozwoju zespołu (model Tuckmana), konflikty i sposoby ich rozwiązywania.</w:t>
-            </w:r>
-          </w:p>
-        </w:tc>
-        <w:tc>
-          <w:tcPr>
-            <w:tcW w:type="dxa" w:w="4252"/>
-          </w:tcPr>
-          <w:p>
-            <w:pPr>
-              <w:spacing w:before="20" w:after="20"/>
-            </w:pPr>
-            <w:r>
-              <w:rPr>
-                <w:rFonts w:ascii="Aptos" w:hAnsi="Aptos"/>
-                <w:b w:val="0"/>
-                <w:i w:val="0"/>
-                <w:sz w:val="22"/>
-              </w:rPr>
             </w:r>
           </w:p>
         </w:tc>
@@ -2429,7 +2264,7 @@
         </w:tc>
         <w:tc>
           <w:tcPr>
-            <w:tcW w:type="dxa" w:w="4536"/>
+            <w:tcW w:type="dxa" w:w="8788"/>
           </w:tcPr>
           <w:p>
             <w:pPr>
@@ -2443,24 +2278,6 @@
                 <w:sz w:val="22"/>
               </w:rPr>
               <w:t>Kultura organizacyjna: pojęcie, elementy, typologie (Quinn, Hofstede). Wpływ kultury organizacyjnej na efektywność zespołu i firmy informatycznej.</w:t>
-            </w:r>
-          </w:p>
-        </w:tc>
-        <w:tc>
-          <w:tcPr>
-            <w:tcW w:type="dxa" w:w="4252"/>
-          </w:tcPr>
-          <w:p>
-            <w:pPr>
-              <w:spacing w:before="20" w:after="20"/>
-            </w:pPr>
-            <w:r>
-              <w:rPr>
-                <w:rFonts w:ascii="Aptos" w:hAnsi="Aptos"/>
-                <w:b w:val="0"/>
-                <w:i w:val="0"/>
-                <w:sz w:val="22"/>
-              </w:rPr>
             </w:r>
           </w:p>
         </w:tc>
@@ -2487,7 +2304,7 @@
         </w:tc>
         <w:tc>
           <w:tcPr>
-            <w:tcW w:type="dxa" w:w="4536"/>
+            <w:tcW w:type="dxa" w:w="8788"/>
           </w:tcPr>
           <w:p>
             <w:pPr>
@@ -2501,24 +2318,6 @@
                 <w:sz w:val="22"/>
               </w:rPr>
               <w:t>Przedsiębiorczość i innowacje w organizacji: rodzaje innowacji, ekosystem startupowy, modele biznesowe – wprowadzenie (Business Model Canvas). Społeczna odpowiedzialność biznesu (CSR).</w:t>
-            </w:r>
-          </w:p>
-        </w:tc>
-        <w:tc>
-          <w:tcPr>
-            <w:tcW w:type="dxa" w:w="4252"/>
-          </w:tcPr>
-          <w:p>
-            <w:pPr>
-              <w:spacing w:before="20" w:after="20"/>
-            </w:pPr>
-            <w:r>
-              <w:rPr>
-                <w:rFonts w:ascii="Aptos" w:hAnsi="Aptos"/>
-                <w:b w:val="0"/>
-                <w:i w:val="0"/>
-                <w:sz w:val="22"/>
-              </w:rPr>
             </w:r>
           </w:p>
         </w:tc>
